--- a/template_ba/Template_BA_ALOKASI_Pekerja.docx
+++ b/template_ba/Template_BA_ALOKASI_Pekerja.docx
@@ -533,7 +533,7 @@
           <w:bCs/>
           <w:u w:val="single"/>
         </w:rPr>
-        <w:t>PEMINJAMAN</w:t>
+        <w:t>ALOKASI</w:t>
       </w:r>
       <w:r>
         <w:rPr>
